--- a/Marius_Olariu_CV.docx
+++ b/Marius_Olariu_CV.docx
@@ -45,7 +45,7 @@
         <w:pStyle w:val="FirstParagraph"/>
       </w:pPr>
       <w:r>
-        <w:t xml:space="preserve">I work mainly in Java and Spring Boot, and I build the frontend when a feature needs it, lately in TypeScript and Next.js. For over two years I have been at Strategic Imperatives on Elevate, a billing platform that processes around £100M a month for UK telecom resellers. Before that I built checkout services at Vodafone, where I was recognised as Top Talent and promoted to lead a team.</w:t>
+        <w:t xml:space="preserve">I work mainly in Java and Spring Boot, and I build the frontend when a feature needs it, lately in TypeScript and Next.js. For over two years I have been at Strategic Imperatives, most of that on Elevate, a billing platform that processes around £100M a month for UK telecom resellers. Before that I built checkout services at Vodafone, where I was recognised as Top Talent and promoted to lead a team.</w:t>
       </w:r>
     </w:p>
     <w:p>
@@ -242,7 +242,7 @@
         </w:numPr>
       </w:pPr>
       <w:r>
-        <w:t xml:space="preserve">Spent the first two years on the billing team, building rate card, product configuration, invoicing and reporting features for Elevate, which processes roughly £100M of monthly revenue and handles invoices with over a million call records.</w:t>
+        <w:t xml:space="preserve">Spent most of my time there on the billing team, building rate card, product configuration, invoicing and reporting features for Elevate, which processes roughly £100M of monthly revenue and handles invoices with over a million call records.</w:t>
       </w:r>
     </w:p>
     <w:p>

--- a/Marius_Olariu_CV.docx
+++ b/Marius_Olariu_CV.docx
@@ -242,7 +242,19 @@
         </w:numPr>
       </w:pPr>
       <w:r>
-        <w:t xml:space="preserve">Spent most of my time there on the billing team, building rate card, product configuration, invoicing and reporting features for Elevate, which processes roughly £100M of monthly revenue and handles invoices with over a million call records.</w:t>
+        <w:t xml:space="preserve">Spent most of my time there on the Elevate billing team, working across the codebase: payments, invoicing, the rental engine, the frontend and more. Elevate processes roughly £100M of monthly revenue and handles invoices with over a million call records.</w:t>
+      </w:r>
+    </w:p>
+    <w:p>
+      <w:pPr>
+        <w:pStyle w:val="Compact"/>
+        <w:numPr>
+          <w:ilvl w:val="0"/>
+          <w:numId w:val="1002"/>
+        </w:numPr>
+      </w:pPr>
+      <w:r>
+        <w:t xml:space="preserve">Contributed a good part of the architecture and early direction of View my Bill, a new brownfield project that lets our customers’ own customers download their bills and see their consumption. It pairs a backend-for-frontend over our REST services with a Next.js app as the frontend.</w:t>
       </w:r>
     </w:p>
     <w:p>

--- a/Marius_Olariu_CV.docx
+++ b/Marius_Olariu_CV.docx
@@ -2,7 +2,7 @@
 <file path=word/document.xml><?xml version="1.0" encoding="utf-8"?>
 <w:document xmlns:w="http://schemas.openxmlformats.org/wordprocessingml/2006/main" xmlns:m="http://schemas.openxmlformats.org/officeDocument/2006/math" xmlns:r="http://schemas.openxmlformats.org/officeDocument/2006/relationships" xmlns:o="urn:schemas-microsoft-com:office:office" xmlns:v="urn:schemas-microsoft-com:vml" xmlns:w10="urn:schemas-microsoft-com:office:word" xmlns:a="http://schemas.openxmlformats.org/drawingml/2006/main" xmlns:pic="http://schemas.openxmlformats.org/drawingml/2006/picture" xmlns:wp="http://schemas.openxmlformats.org/drawingml/2006/wordprocessingDrawing">
   <w:body>
-    <w:bookmarkStart w:id="20" w:name="marius-olariu"/>
+    <w:bookmarkStart w:id="26" w:name="marius-olariu"/>
     <w:p>
       <w:pPr>
         <w:pStyle w:val="Heading1"/>
@@ -28,7 +28,7 @@
         <w:pStyle w:val="BodyText"/>
       </w:pPr>
       <w:r>
-        <w:t xml:space="preserve">London, UK | Settled status, no sponsorship needed | marius.lucian.olariu@gmail.com | https://www.linkedin.com/in/mlo1994/ | https://github.com/mariusolariu</w:t>
+        <w:t xml:space="preserve">London, UK | Settled status, no sponsorship needed | Prefers hybrid roles in London | marius.lucian.olariu@gmail.com | https://www.linkedin.com/in/mlo1994/ | https://github.com/mariusolariu</w:t>
       </w:r>
     </w:p>
     <w:bookmarkStart w:id="9" w:name="summary"/>
@@ -45,7 +45,7 @@
         <w:pStyle w:val="FirstParagraph"/>
       </w:pPr>
       <w:r>
-        <w:t xml:space="preserve">I work mainly in Java and Spring Boot, and I build the frontend when a feature needs it, lately in TypeScript and Next.js. For over two years I have been at Strategic Imperatives, most of that on Elevate, a billing platform that processes around £100M a month for UK telecom resellers. Before that I built checkout services at Vodafone, where I was recognised as Top Talent and promoted to lead a team.</w:t>
+        <w:t xml:space="preserve">I work mainly in Java and Spring Boot, and I build the frontend when a feature needs it, lately in TypeScript and Next.js. At Strategic Imperatives (November 2024 – present), most of my work has been on Elevate, a billing platform that processes around £100M a month for UK telecom resellers. Before that I built checkout services at Vodafone, where I was recognised as Top Talent and promoted to lead a team.</w:t>
       </w:r>
     </w:p>
     <w:p>
@@ -129,7 +129,7 @@
         <w:t xml:space="preserve"> </w:t>
       </w:r>
       <w:r>
-        <w:t xml:space="preserve">AWS (Lambda, Cognito, S3, SQS), Serverless Framework, Terraform, Docker, CI/CD</w:t>
+        <w:t xml:space="preserve">AWS (Lambda, Cognito, S3, SQS), Serverless Framework, Docker, CI/CD</w:t>
       </w:r>
     </w:p>
     <w:p>
@@ -199,7 +199,7 @@
       </w:r>
     </w:p>
     <w:bookmarkEnd w:id="10"/>
-    <w:bookmarkStart w:id="17" w:name="experience"/>
+    <w:bookmarkStart w:id="23" w:name="experience"/>
     <w:p>
       <w:pPr>
         <w:pStyle w:val="Heading2"/>
@@ -208,21 +208,32 @@
         <w:t xml:space="preserve">Experience</w:t>
       </w:r>
     </w:p>
-    <w:bookmarkStart w:id="11" w:name="X2971d12447196d8b12544a6a4755a49a8f4a1ab"/>
+    <w:bookmarkStart w:id="12" w:name="X2971d12447196d8b12544a6a4755a49a8f4a1ab"/>
     <w:p>
       <w:pPr>
         <w:pStyle w:val="Heading3"/>
       </w:pPr>
       <w:r>
-        <w:t xml:space="preserve">Senior Full-Stack Software Engineer, Strategic Imperatives</w:t>
-      </w:r>
+        <w:t xml:space="preserve">Senior Full-Stack Software Engineer,</w:t>
+      </w:r>
+      <w:r>
+        <w:t xml:space="preserve"> </w:t>
+      </w:r>
+      <w:hyperlink r:id="rId11">
+        <w:r>
+          <w:rPr>
+            <w:rStyle w:val="Hyperlink"/>
+          </w:rPr>
+          <w:t xml:space="preserve">Strategic Imperatives</w:t>
+        </w:r>
+      </w:hyperlink>
     </w:p>
     <w:p>
       <w:pPr>
         <w:pStyle w:val="FirstParagraph"/>
       </w:pPr>
       <w:r>
-        <w:t xml:space="preserve">Woking, hybrid | Nov 2024 – Present (over two years)</w:t>
+        <w:t xml:space="preserve">Cloud billing and fibre platforms for UK telecoms providers | Woking, hybrid | Nov 2024 – Present</w:t>
       </w:r>
     </w:p>
     <w:p>
@@ -230,7 +241,7 @@
         <w:pStyle w:val="BodyText"/>
       </w:pPr>
       <w:r>
-        <w:t xml:space="preserve">Technologies: Java, Spring Boot, AWS, SQL, JUnit, Maven, Git, TypeScript, Next.js, NestJS, Serverless, AI-assisted development</w:t>
+        <w:t xml:space="preserve">Technologies: Java, Spring Boot, AWS, SQL, MySQL, Liquibase, Docker, JUnit, Karate, Maven, Git, TypeScript, Next.js, NestJS, Serverless, AI-assisted development</w:t>
       </w:r>
     </w:p>
     <w:p>
@@ -317,22 +328,33 @@
         <w:t xml:space="preserve">Moved in 2026 to the Fibre team, which had more demand than engineers, at my manager’s request so the same practices could take root there. The stack is TypeScript, Next.js, NestJS, AWS Serverless and event-driven, which builds on the React and Node work from earlier in my career.</w:t>
       </w:r>
     </w:p>
-    <w:bookmarkEnd w:id="11"/>
-    <w:bookmarkStart w:id="12" w:name="X38bb03463ccb78f7ff200d416c7e6a9174c9a23"/>
+    <w:bookmarkEnd w:id="12"/>
+    <w:bookmarkStart w:id="14" w:name="X38bb03463ccb78f7ff200d416c7e6a9174c9a23"/>
     <w:p>
       <w:pPr>
         <w:pStyle w:val="Heading3"/>
       </w:pPr>
       <w:r>
-        <w:t xml:space="preserve">Backend Software Engineer, then Software Team Lead, VodafoneThree</w:t>
-      </w:r>
+        <w:t xml:space="preserve">Backend Software Engineer, then Software Team Lead,</w:t>
+      </w:r>
+      <w:r>
+        <w:t xml:space="preserve"> </w:t>
+      </w:r>
+      <w:hyperlink r:id="rId13">
+        <w:r>
+          <w:rPr>
+            <w:rStyle w:val="Hyperlink"/>
+          </w:rPr>
+          <w:t xml:space="preserve">VodafoneThree</w:t>
+        </w:r>
+      </w:hyperlink>
     </w:p>
     <w:p>
       <w:pPr>
         <w:pStyle w:val="FirstParagraph"/>
       </w:pPr>
       <w:r>
-        <w:t xml:space="preserve">London, hybrid | Feb 2023 – Jul 2024</w:t>
+        <w:t xml:space="preserve">UK mobile and broadband network operator | London, hybrid | Feb 2023 – Jul 2024</w:t>
       </w:r>
     </w:p>
     <w:p>
@@ -423,22 +445,33 @@
         <w:t xml:space="preserve">Left for a senior engineering role on a larger-scale platform.</w:t>
       </w:r>
     </w:p>
-    <w:bookmarkEnd w:id="12"/>
-    <w:bookmarkStart w:id="13" w:name="full-stack-software-engineer-iqvia"/>
+    <w:bookmarkEnd w:id="14"/>
+    <w:bookmarkStart w:id="16" w:name="full-stack-software-engineer-iqvia"/>
     <w:p>
       <w:pPr>
         <w:pStyle w:val="Heading3"/>
       </w:pPr>
       <w:r>
-        <w:t xml:space="preserve">Full-Stack Software Engineer, IQVIA</w:t>
-      </w:r>
+        <w:t xml:space="preserve">Full-Stack Software Engineer,</w:t>
+      </w:r>
+      <w:r>
+        <w:t xml:space="preserve"> </w:t>
+      </w:r>
+      <w:hyperlink r:id="rId15">
+        <w:r>
+          <w:rPr>
+            <w:rStyle w:val="Hyperlink"/>
+          </w:rPr>
+          <w:t xml:space="preserve">IQVIA</w:t>
+        </w:r>
+      </w:hyperlink>
     </w:p>
     <w:p>
       <w:pPr>
         <w:pStyle w:val="FirstParagraph"/>
       </w:pPr>
       <w:r>
-        <w:t xml:space="preserve">London | Feb 2022 – Oct 2022</w:t>
+        <w:t xml:space="preserve">Clinical research and health-data company | London, hybrid | Feb 2022 – Oct 2022</w:t>
       </w:r>
     </w:p>
     <w:p>
@@ -485,22 +518,33 @@
         <w:t xml:space="preserve">Left a legacy stack for a modern Java microservices team.</w:t>
       </w:r>
     </w:p>
-    <w:bookmarkEnd w:id="13"/>
-    <w:bookmarkStart w:id="14" w:name="software-engineer-diffblue"/>
+    <w:bookmarkEnd w:id="16"/>
+    <w:bookmarkStart w:id="18" w:name="software-engineer-diffblue"/>
     <w:p>
       <w:pPr>
         <w:pStyle w:val="Heading3"/>
       </w:pPr>
       <w:r>
-        <w:t xml:space="preserve">Software Engineer, Diffblue</w:t>
-      </w:r>
+        <w:t xml:space="preserve">Software Engineer,</w:t>
+      </w:r>
+      <w:r>
+        <w:t xml:space="preserve"> </w:t>
+      </w:r>
+      <w:hyperlink r:id="rId17">
+        <w:r>
+          <w:rPr>
+            <w:rStyle w:val="Hyperlink"/>
+          </w:rPr>
+          <w:t xml:space="preserve">Diffblue</w:t>
+        </w:r>
+      </w:hyperlink>
     </w:p>
     <w:p>
       <w:pPr>
         <w:pStyle w:val="FirstParagraph"/>
       </w:pPr>
       <w:r>
-        <w:t xml:space="preserve">Oxford | Aug 2020 – Feb 2022</w:t>
+        <w:t xml:space="preserve">AI tool that writes unit tests for Java code | Oxford, hybrid | Aug 2020 – Feb 2022</w:t>
       </w:r>
     </w:p>
     <w:p>
@@ -547,22 +591,33 @@
         <w:t xml:space="preserve">Relocated to London and wanted to build user-facing systems again.</w:t>
       </w:r>
     </w:p>
-    <w:bookmarkEnd w:id="14"/>
-    <w:bookmarkStart w:id="15" w:name="Xa09e10a9d55d02f0e20d534713c9b567d9093d4"/>
+    <w:bookmarkEnd w:id="18"/>
+    <w:bookmarkStart w:id="20" w:name="Xa09e10a9d55d02f0e20d534713c9b567d9093d4"/>
     <w:p>
       <w:pPr>
         <w:pStyle w:val="Heading3"/>
       </w:pPr>
       <w:r>
-        <w:t xml:space="preserve">Junior Full-Stack Software Engineer, New Verve Consulting</w:t>
-      </w:r>
+        <w:t xml:space="preserve">Junior Full-Stack Software Engineer,</w:t>
+      </w:r>
+      <w:r>
+        <w:t xml:space="preserve"> </w:t>
+      </w:r>
+      <w:hyperlink r:id="rId19">
+        <w:r>
+          <w:rPr>
+            <w:rStyle w:val="Hyperlink"/>
+          </w:rPr>
+          <w:t xml:space="preserve">New Verve Consulting</w:t>
+        </w:r>
+      </w:hyperlink>
     </w:p>
     <w:p>
       <w:pPr>
         <w:pStyle w:val="FirstParagraph"/>
       </w:pPr>
       <w:r>
-        <w:t xml:space="preserve">Glasgow | Aug 2019 – Aug 2020</w:t>
+        <w:t xml:space="preserve">Atlassian partner consultancy (Jira and Confluence) | Glasgow | Aug 2019 – Aug 2020</w:t>
       </w:r>
     </w:p>
     <w:p>
@@ -609,22 +664,33 @@
         <w:t xml:space="preserve">Relocated to Oxford and took a Java role on a product applying reinforcement learning to test generation.</w:t>
       </w:r>
     </w:p>
-    <w:bookmarkEnd w:id="15"/>
-    <w:bookmarkStart w:id="16" w:name="junior-software-engineer-ssi-schäfer"/>
+    <w:bookmarkEnd w:id="20"/>
+    <w:bookmarkStart w:id="22" w:name="junior-software-engineer-ssi-schäfer"/>
     <w:p>
       <w:pPr>
         <w:pStyle w:val="Heading3"/>
       </w:pPr>
       <w:r>
-        <w:t xml:space="preserve">Junior Software Engineer, SSI Schäfer</w:t>
-      </w:r>
+        <w:t xml:space="preserve">Junior Software Engineer,</w:t>
+      </w:r>
+      <w:r>
+        <w:t xml:space="preserve"> </w:t>
+      </w:r>
+      <w:hyperlink r:id="rId21">
+        <w:r>
+          <w:rPr>
+            <w:rStyle w:val="Hyperlink"/>
+          </w:rPr>
+          <w:t xml:space="preserve">SSI Schäfer</w:t>
+        </w:r>
+      </w:hyperlink>
     </w:p>
     <w:p>
       <w:pPr>
         <w:pStyle w:val="FirstParagraph"/>
       </w:pPr>
       <w:r>
-        <w:t xml:space="preserve">Timișoara, Romania | Sep 2017 – Aug 2018</w:t>
+        <w:t xml:space="preserve">Warehouse automation and storage systems | Timișoara, Romania | Sep 2017 – Aug 2018</w:t>
       </w:r>
     </w:p>
     <w:p>
@@ -659,9 +725,9 @@
         <w:t xml:space="preserve">Moved to Scotland for an MSc.</w:t>
       </w:r>
     </w:p>
-    <w:bookmarkEnd w:id="16"/>
-    <w:bookmarkEnd w:id="17"/>
-    <w:bookmarkStart w:id="18" w:name="soft-skills"/>
+    <w:bookmarkEnd w:id="22"/>
+    <w:bookmarkEnd w:id="23"/>
+    <w:bookmarkStart w:id="24" w:name="soft-skills"/>
     <w:p>
       <w:pPr>
         <w:pStyle w:val="Heading2"/>
@@ -802,8 +868,8 @@
         <w:t xml:space="preserve">Built the team’s environment and deployment tooling without being asked. At home I keep the same habit with Hammerspoon, Karabiner and chezmoi-managed dotfiles.</w:t>
       </w:r>
     </w:p>
-    <w:bookmarkEnd w:id="18"/>
-    <w:bookmarkStart w:id="19" w:name="education"/>
+    <w:bookmarkEnd w:id="24"/>
+    <w:bookmarkStart w:id="25" w:name="education"/>
     <w:p>
       <w:pPr>
         <w:pStyle w:val="Heading2"/>
@@ -884,12 +950,14 @@
         <w:t xml:space="preserve">Languages: English (native or bilingual), Romanian (native or bilingual)</w:t>
       </w:r>
     </w:p>
-    <w:bookmarkEnd w:id="19"/>
-    <w:bookmarkEnd w:id="20"/>
+    <w:bookmarkEnd w:id="25"/>
+    <w:bookmarkEnd w:id="26"/>
     <w:sectPr>
       <w:footnotePr>
         <w:numRestart w:val="eachSect"/>
       </w:footnotePr>
+      <w:pgSz w:h="16838" w:w="11906"/>
+      <w:pgMar w:bottom="850" w:footer="0" w:gutter="0" w:header="0" w:left="850" w:right="850" w:top="850"/>
     </w:sectPr>
   </w:body>
 </w:document>
@@ -1137,15 +1205,15 @@
   <w:docDefaults>
     <w:rPrDefault>
       <w:rPr>
-        <w:rFonts w:asciiTheme="minorHAnsi" w:cstheme="minorBidi" w:eastAsiaTheme="minorEastAsia" w:hAnsiTheme="minorHAnsi"/>
-        <w:sz w:val="24"/>
-        <w:szCs w:val="24"/>
-        <w:lang w:bidi="ar-SA" w:eastAsia="zh-CN" w:val="en-US"/>
+        <w:rFonts w:ascii="Arial" w:cs="Arial" w:eastAsia="Arial" w:hAnsi="Arial"/>
+        <w:sz w:val="20"/>
+        <w:szCs w:val="20"/>
+        <w:lang w:bidi="ar-SA" w:eastAsia="en-GB" w:val="en-GB"/>
       </w:rPr>
     </w:rPrDefault>
     <w:pPrDefault>
       <w:pPr>
-        <w:spacing w:after="200"/>
+        <w:spacing w:after="0" w:line="240" w:lineRule="auto"/>
       </w:pPr>
     </w:pPrDefault>
   </w:docDefaults>
@@ -1160,7 +1228,7 @@
     <w:link w:val="BodyTextChar"/>
     <w:qFormat/>
     <w:pPr>
-      <w:spacing w:after="180" w:before="180"/>
+      <w:spacing w:after="60" w:before="0"/>
     </w:pPr>
   </w:style>
   <w:style w:customStyle="1" w:styleId="FirstParagraph" w:type="paragraph">
@@ -1174,7 +1242,7 @@
     <w:basedOn w:val="BodyText"/>
     <w:qFormat/>
     <w:pPr>
-      <w:spacing w:after="36" w:before="36"/>
+      <w:spacing w:after="20" w:before="0"/>
     </w:pPr>
   </w:style>
   <w:style w:styleId="Title" w:type="paragraph">
@@ -1321,14 +1389,16 @@
     <w:pPr>
       <w:keepNext/>
       <w:keepLines/>
-      <w:spacing w:after="80" w:before="360"/>
+      <w:spacing w:after="20" w:before="0"/>
       <w:outlineLvl w:val="0"/>
     </w:pPr>
     <w:rPr>
-      <w:rFonts w:asciiTheme="majorHAnsi" w:cstheme="majorBidi" w:eastAsiaTheme="majorEastAsia" w:hAnsiTheme="majorHAnsi"/>
-      <w:color w:themeColor="accent1" w:themeShade="BF" w:val="0F4761"/>
-      <w:sz w:val="40"/>
-      <w:szCs w:val="40"/>
+      <w:rFonts w:ascii="Arial" w:cs="Arial" w:eastAsia="Arial" w:hAnsi="Arial"/>
+      <w:b/>
+      <w:bCs/>
+      <w:color w:val="000000"/>
+      <w:sz w:val="36"/>
+      <w:szCs w:val="36"/>
     </w:rPr>
   </w:style>
   <w:style w:styleId="Heading2" w:type="paragraph">
@@ -1344,14 +1414,19 @@
     <w:pPr>
       <w:keepNext/>
       <w:keepLines/>
-      <w:spacing w:after="80" w:before="160"/>
+      <w:pBdr>
+        <w:bottom w:color="000000" w:space="1" w:sz="6" w:val="single"/>
+      </w:pBdr>
+      <w:spacing w:after="60" w:before="180"/>
       <w:outlineLvl w:val="1"/>
     </w:pPr>
     <w:rPr>
-      <w:rFonts w:asciiTheme="majorHAnsi" w:cstheme="majorBidi" w:eastAsiaTheme="majorEastAsia" w:hAnsiTheme="majorHAnsi"/>
-      <w:color w:themeColor="accent1" w:themeShade="BF" w:val="0F4761"/>
-      <w:sz w:val="32"/>
-      <w:szCs w:val="32"/>
+      <w:rFonts w:ascii="Arial" w:cs="Arial" w:eastAsia="Arial" w:hAnsi="Arial"/>
+      <w:b/>
+      <w:bCs/>
+      <w:color w:val="000000"/>
+      <w:sz w:val="24"/>
+      <w:szCs w:val="24"/>
     </w:rPr>
   </w:style>
   <w:style w:styleId="Heading3" w:type="paragraph">
@@ -1367,14 +1442,16 @@
     <w:pPr>
       <w:keepNext/>
       <w:keepLines/>
-      <w:spacing w:after="80" w:before="160"/>
+      <w:spacing w:after="20" w:before="120"/>
       <w:outlineLvl w:val="2"/>
     </w:pPr>
     <w:rPr>
-      <w:rFonts w:cstheme="majorBidi" w:eastAsiaTheme="majorEastAsia"/>
-      <w:color w:themeColor="accent1" w:themeShade="BF" w:val="0F4761"/>
-      <w:sz w:val="28"/>
-      <w:szCs w:val="28"/>
+      <w:rFonts w:ascii="Arial" w:cs="Arial" w:eastAsia="Arial" w:hAnsi="Arial"/>
+      <w:b/>
+      <w:bCs/>
+      <w:color w:val="000000"/>
+      <w:sz w:val="21"/>
+      <w:szCs w:val="21"/>
     </w:rPr>
   </w:style>
   <w:style w:styleId="Heading4" w:type="paragraph">
@@ -1767,7 +1844,8 @@
     <w:name w:val="Hyperlink"/>
     <w:basedOn w:val="BodyTextChar"/>
     <w:rPr>
-      <w:color w:themeColor="accent1" w:val="4F81BD"/>
+      <w:color w:val="1F3A52"/>
+      <w:u w:val="single"/>
     </w:rPr>
   </w:style>
   <w:style w:styleId="TOCHeading" w:type="paragraph">

--- a/Marius_Olariu_CV.docx
+++ b/Marius_Olariu_CV.docx
@@ -28,7 +28,7 @@
         <w:pStyle w:val="BodyText"/>
       </w:pPr>
       <w:r>
-        <w:t xml:space="preserve">London, UK | Settled status, no sponsorship needed | Prefers hybrid roles in London | marius.lucian.olariu@gmail.com | https://www.linkedin.com/in/mlo1994/ | https://github.com/mariusolariu</w:t>
+        <w:t xml:space="preserve">London, UK | Settled status, no sponsorship needed | marius.lucian.olariu@gmail.com | https://www.linkedin.com/in/mlo1994/ | https://github.com/mariusolariu</w:t>
       </w:r>
     </w:p>
     <w:bookmarkStart w:id="9" w:name="summary"/>
@@ -45,7 +45,7 @@
         <w:pStyle w:val="FirstParagraph"/>
       </w:pPr>
       <w:r>
-        <w:t xml:space="preserve">I work mainly in Java and Spring Boot, and I build the frontend when a feature needs it, lately in TypeScript and Next.js. At Strategic Imperatives (November 2024 – present), most of my work has been on Elevate, a billing platform that processes around £100M a month for UK telecom resellers. Before that I built checkout services at Vodafone, where I was recognised as Top Talent and promoted to lead a team.</w:t>
+        <w:t xml:space="preserve">I specialise in backend software development with Java, Spring and AWS; I am also familiar with frontend development using TypeScript, React and Next.js. At Strategic Imperatives (November 2024 – present), most of my work has been on Elevate, a billing platform that processes around £100M a month for UK telecom resellers. Before that I worked in the Checkout team at Vodafone, where my contribution earned the Vodafone Top Talent award and a promotion to team lead.</w:t>
       </w:r>
     </w:p>
     <w:p>
@@ -53,7 +53,7 @@
         <w:pStyle w:val="BodyText"/>
       </w:pPr>
       <w:r>
-        <w:t xml:space="preserve">Led the billing team’s adoption of AI-assisted development. Story throughput at least doubled, with no production incidents attributable to it, and I was named the company’s AI Champion.</w:t>
+        <w:t xml:space="preserve">I share what I learn: talks on AI-assisted development at Vodafone and at Strategic Imperatives, where I led the billing team’s adoption of it. Story throughput at least doubled, no production incident was attributed to it, and I received the company’s AI Champion award.</w:t>
       </w:r>
     </w:p>
     <w:bookmarkEnd w:id="9"/>
@@ -85,7 +85,7 @@
         <w:t xml:space="preserve"> </w:t>
       </w:r>
       <w:r>
-        <w:t xml:space="preserve">Java 17+, Spring Boot, NestJS, Node.js, REST APIs, Microservices, Event-driven architecture</w:t>
+        <w:t xml:space="preserve">Java 17+, Spring Boot, REST APIs, Microservices, Event-driven architecture</w:t>
       </w:r>
     </w:p>
     <w:p>
@@ -129,7 +129,7 @@
         <w:t xml:space="preserve"> </w:t>
       </w:r>
       <w:r>
-        <w:t xml:space="preserve">AWS (Lambda, Cognito, S3, SQS), Serverless Framework, Docker, CI/CD</w:t>
+        <w:t xml:space="preserve">AWS</w:t>
       </w:r>
     </w:p>
     <w:p>
@@ -174,28 +174,6 @@
       </w:r>
       <w:r>
         <w:t xml:space="preserve">JUnit, Jest, Karate, Test-driven development</w:t>
-      </w:r>
-    </w:p>
-    <w:p>
-      <w:pPr>
-        <w:pStyle w:val="Compact"/>
-        <w:numPr>
-          <w:ilvl w:val="0"/>
-          <w:numId w:val="1001"/>
-        </w:numPr>
-      </w:pPr>
-      <w:r>
-        <w:rPr>
-          <w:b/>
-          <w:bCs/>
-        </w:rPr>
-        <w:t xml:space="preserve">AI-assisted development:</w:t>
-      </w:r>
-      <w:r>
-        <w:t xml:space="preserve"> </w:t>
-      </w:r>
-      <w:r>
-        <w:t xml:space="preserve">Claude Code, Agent configuration, Custom skills, MCP</w:t>
       </w:r>
     </w:p>
     <w:bookmarkEnd w:id="10"/>
@@ -241,7 +219,7 @@
         <w:pStyle w:val="BodyText"/>
       </w:pPr>
       <w:r>
-        <w:t xml:space="preserve">Technologies: Java, Spring Boot, AWS, SQL, MySQL, Liquibase, Docker, JUnit, Karate, Maven, Git, TypeScript, Next.js, NestJS, Serverless, AI-assisted development</w:t>
+        <w:t xml:space="preserve">Technologies: Java, Spring Boot, AWS, SQL, MySQL, Liquibase, Docker, JUnit, Karate, Maven, Git, TypeScript, Next.js, Serverless</w:t>
       </w:r>
     </w:p>
     <w:p>
@@ -253,7 +231,7 @@
         </w:numPr>
       </w:pPr>
       <w:r>
-        <w:t xml:space="preserve">Spent most of my time there on the Elevate billing team, working across the codebase: payments, invoicing, the rental engine, the frontend and more. Elevate processes roughly £100M of monthly revenue and handles invoices with over a million call records.</w:t>
+        <w:t xml:space="preserve">Chose to return to hands-on engineering after leading a team at Vodafone, and have spent most of my time here on the Elevate billing team, working across the codebase: payments, invoicing, the rental engine, the frontend and more. Elevate processes roughly £100M of monthly revenue and handles invoices with over a million call records.</w:t>
       </w:r>
     </w:p>
     <w:p>
@@ -289,7 +267,7 @@
         </w:numPr>
       </w:pPr>
       <w:r>
-        <w:t xml:space="preserve">Led the team’s adoption of AI-assisted development: a shared agent configuration, custom verification skills (browser smoke tests, an integration-test runner, pull-request follow-up) and a domain-knowledge index across about 33 repositories. Throughput at least doubled, and nothing we merged this way caused a production incident.</w:t>
+        <w:t xml:space="preserve">Led the team’s adoption of AI-assisted development: a shared agent configuration, custom verification skills and a domain-knowledge index across about 33 repositories. Throughput at least doubled with no production incident attributed to it. Two internal talks on the subject, a cross-team upskilling channel I am the main contributor to, and the AI Champion award followed.</w:t>
       </w:r>
     </w:p>
     <w:p>
@@ -301,7 +279,7 @@
         </w:numPr>
       </w:pPr>
       <w:r>
-        <w:t xml:space="preserve">Gave two internal talks on AI-assisted development, with a third on the way, continuing a habit I started at Vodafone. I am the main contributor to a cross-team upskilling channel read by around 15 engineers, two tech leads and the Head of Engineering, and I received the AI Champion award at an investor-attended town hall.</w:t>
+        <w:t xml:space="preserve">Built the shell tools an Elevate developer uses daily: launch the whole Java stack in one command, pull and initialise a client database from a production backup, and drive the test deployment server over a single shared SSH connection instead of a new login per command.</w:t>
       </w:r>
     </w:p>
     <w:p>
@@ -313,19 +291,7 @@
         </w:numPr>
       </w:pPr>
       <w:r>
-        <w:t xml:space="preserve">Built the local-environment, deployment and AWS tooling the team relies on day to day, the sort of work a platform team would own in a larger company.</w:t>
-      </w:r>
-    </w:p>
-    <w:p>
-      <w:pPr>
-        <w:pStyle w:val="Compact"/>
-        <w:numPr>
-          <w:ilvl w:val="0"/>
-          <w:numId w:val="1002"/>
-        </w:numPr>
-      </w:pPr>
-      <w:r>
-        <w:t xml:space="preserve">Moved in 2026 to the Fibre team, which had more demand than engineers, at my manager’s request so the same practices could take root there. The stack is TypeScript, Next.js, NestJS, AWS Serverless and event-driven, which builds on the React and Node work from earlier in my career.</w:t>
+        <w:t xml:space="preserve">Moved in 2026 to the Fibre team, which had more demand than engineers, at my manager’s request so the same practices could take root there. The stack is TypeScript, Next.js and AWS Serverless, which builds on the React and Node work from earlier in my career.</w:t>
       </w:r>
     </w:p>
     <w:bookmarkEnd w:id="12"/>
@@ -382,7 +348,7 @@
         </w:numPr>
       </w:pPr>
       <w:r>
-        <w:t xml:space="preserve">Built and maintained Java and Spring Boot microservices in the Checkout team, which collects customer details, takes payment and hands the order over to fulfilment.</w:t>
+        <w:t xml:space="preserve">Built and maintained the Java and Spring Boot microservices behind Vodafone’s online checkout, the last step of buying a plan or a phone: collecting the customer’s details, verifying their identity, taking payment and handing the complete order to the fulfilment systems.</w:t>
       </w:r>
     </w:p>
     <w:p>
@@ -394,7 +360,7 @@
         </w:numPr>
       </w:pPr>
       <w:r>
-        <w:t xml:space="preserve">Designed the pull-request standard the team adopted, and worked test-first throughout.</w:t>
+        <w:t xml:space="preserve">Improved how the team used Git and pull requests: small, well-titled commits, formatting changes kept out of functional ones, and pull requests that read as a story a reviewer can follow.</w:t>
       </w:r>
     </w:p>
     <w:p>
@@ -406,7 +372,7 @@
         </w:numPr>
       </w:pPr>
       <w:r>
-        <w:t xml:space="preserve">Gave a technical talk on AI-assisted development, the first of a series I have kept up since.</w:t>
+        <w:t xml:space="preserve">Gave a talk on ten use cases for AI in our work, the first of a series I have kept up since.</w:t>
       </w:r>
     </w:p>
     <w:p>
@@ -419,30 +385,6 @@
       </w:pPr>
       <w:r>
         <w:t xml:space="preserve">Recognised as Top Talent, one of four from about 80 engineers, while still a mid-level developer, and promoted to lead a team of seven: five developers, a tester and a scrum master.</w:t>
-      </w:r>
-    </w:p>
-    <w:p>
-      <w:pPr>
-        <w:pStyle w:val="Compact"/>
-        <w:numPr>
-          <w:ilvl w:val="0"/>
-          <w:numId w:val="1003"/>
-        </w:numPr>
-      </w:pPr>
-      <w:r>
-        <w:t xml:space="preserve">As lead, persuaded the product owner, scrum master and analysts to adopt a definition of ready, so that two bootcamp juniors and colleagues working in their second language were not worn down by under-specified stories.</w:t>
-      </w:r>
-    </w:p>
-    <w:p>
-      <w:pPr>
-        <w:pStyle w:val="FirstParagraph"/>
-      </w:pPr>
-      <w:r>
-        <w:rPr>
-          <w:i/>
-          <w:iCs/>
-        </w:rPr>
-        <w:t xml:space="preserve">Left for a senior engineering role on a larger-scale platform.</w:t>
       </w:r>
     </w:p>
     <w:bookmarkEnd w:id="14"/>
@@ -491,7 +433,7 @@
         </w:numPr>
       </w:pPr>
       <w:r>
-        <w:t xml:space="preserve">Worked across the stack in Groovy, Grails and JavaScript on an eSource and Phase I clinical-trial automation system used by the largest pharmaceutical companies, alongside project managers, biomedical engineers and product owners.</w:t>
+        <w:t xml:space="preserve">Worked across the stack in Groovy, Grails and JavaScript on an eSource and Phase I clinical-trial automation system used by the largest pharmaceutical companies, working with biomedical engineers, product owners and other disciplines to derive requirements and find the right software solution for our customers.</w:t>
       </w:r>
     </w:p>
     <w:p>
@@ -503,19 +445,7 @@
         </w:numPr>
       </w:pPr>
       <w:r>
-        <w:t xml:space="preserve">Handled troubleshooting, bug fixing and technical support for the clients who ran trials on it.</w:t>
-      </w:r>
-    </w:p>
-    <w:p>
-      <w:pPr>
-        <w:pStyle w:val="FirstParagraph"/>
-      </w:pPr>
-      <w:r>
-        <w:rPr>
-          <w:i/>
-          <w:iCs/>
-        </w:rPr>
-        <w:t xml:space="preserve">Left a legacy stack for a modern Java microservices team.</w:t>
+        <w:t xml:space="preserve">Often provided third-line support for UK customers single-handedly in the UK morning, as most of the team was US-based and online from about 4pm. Unblocking large clinical sites, where studies with tens of patients were under way and a quick fix mattered, was the most rewarding part of the role.</w:t>
       </w:r>
     </w:p>
     <w:bookmarkEnd w:id="16"/>
@@ -564,7 +494,7 @@
         </w:numPr>
       </w:pPr>
       <w:r>
-        <w:t xml:space="preserve">Wrote Java for Diffblue Cover, a tool that generates unit tests using reinforcement learning (AI). Set up and maintained the online environment used to trial the product.</w:t>
+        <w:t xml:space="preserve">Developed software in Java for Diffblue Cover, a tool that generates unit tests using reinforcement learning. Set up and maintained the online environment used to trial the product.</w:t>
       </w:r>
     </w:p>
     <w:p>
@@ -576,19 +506,7 @@
         </w:numPr>
       </w:pPr>
       <w:r>
-        <w:t xml:space="preserve">My tech lead, who was growing me towards more responsibility, had me run some of the stand-ups and retrospectives. I also made a habit of studying one new topic relevant to the work every sprint.</w:t>
-      </w:r>
-    </w:p>
-    <w:p>
-      <w:pPr>
-        <w:pStyle w:val="FirstParagraph"/>
-      </w:pPr>
-      <w:r>
-        <w:rPr>
-          <w:i/>
-          <w:iCs/>
-        </w:rPr>
-        <w:t xml:space="preserve">Relocated to London and wanted to build user-facing systems again.</w:t>
+        <w:t xml:space="preserve">My tech lead, who saw my potential, had me run some of the stand-ups and retrospectives. I made the most of colleagues from computer-science academia and spent a lot of time, online and offline, learning from them.</w:t>
       </w:r>
     </w:p>
     <w:bookmarkEnd w:id="18"/>
@@ -652,18 +570,6 @@
         <w:t xml:space="preserve">Mentored a technical consultant into a developer role.</w:t>
       </w:r>
     </w:p>
-    <w:p>
-      <w:pPr>
-        <w:pStyle w:val="FirstParagraph"/>
-      </w:pPr>
-      <w:r>
-        <w:rPr>
-          <w:i/>
-          <w:iCs/>
-        </w:rPr>
-        <w:t xml:space="preserve">Relocated to Oxford and took a Java role on a product applying reinforcement learning to test generation.</w:t>
-      </w:r>
-    </w:p>
     <w:bookmarkEnd w:id="20"/>
     <w:bookmarkStart w:id="22" w:name="junior-software-engineer-ssi-schäfer"/>
     <w:p>
@@ -710,19 +616,7 @@
         </w:numPr>
       </w:pPr>
       <w:r>
-        <w:t xml:space="preserve">Wrote Java control software for a vertical lift warehouse module, in parallel with the final year of my BSc.</w:t>
-      </w:r>
-    </w:p>
-    <w:p>
-      <w:pPr>
-        <w:pStyle w:val="FirstParagraph"/>
-      </w:pPr>
-      <w:r>
-        <w:rPr>
-          <w:i/>
-          <w:iCs/>
-        </w:rPr>
-        <w:t xml:space="preserve">Moved to Scotland for an MSc.</w:t>
+        <w:t xml:space="preserve">Contributed to the development of the Java control software for a vertical lift warehouse module, in parallel with the final year of my BSc.</w:t>
       </w:r>
     </w:p>
     <w:bookmarkEnd w:id="22"/>
@@ -755,7 +649,7 @@
         <w:t xml:space="preserve"> </w:t>
       </w:r>
       <w:r>
-        <w:t xml:space="preserve">Main contributor to the cross-team upskilling channel; as lead, kept two juniors clear of story churn.</w:t>
+        <w:t xml:space="preserve">Main contributor to the cross-team upskilling channel; mentored juniors and other colleagues less experienced than me.</w:t>
       </w:r>
     </w:p>
     <w:p>
@@ -771,13 +665,13 @@
           <w:b/>
           <w:bCs/>
         </w:rPr>
-        <w:t xml:space="preserve">Clear communicator.</w:t>
+        <w:t xml:space="preserve">Knowledge sharer.</w:t>
       </w:r>
       <w:r>
         <w:t xml:space="preserve"> </w:t>
       </w:r>
       <w:r>
-        <w:t xml:space="preserve">Three internal talks and counting; talked a product owner, scrum master and analysts into a definition of ready.</w:t>
+        <w:t xml:space="preserve">A talk on developer productivity tools at Diffblue that surprised even the most senior engineers; a talk on ten use cases for AI at Vodafone; two talks on AI-assisted development at Strategic Imperatives, which with other contributions earned the AI Champion award.</w:t>
       </w:r>
     </w:p>
     <w:p>
@@ -843,7 +737,7 @@
         <w:t xml:space="preserve"> </w:t>
       </w:r>
       <w:r>
-        <w:t xml:space="preserve">A new topic every sprint at Diffblue, the Oxford Saïd Senior Leadership Executive Programme in 2024, two Erasmus semesters, and a new TypeScript and NestJS stack in 2026.</w:t>
+        <w:t xml:space="preserve">Each of those talks came from studying in my own time: the Oxford Saïd Senior Leadership Executive Programme in 2024, two Erasmus semesters, and a new TypeScript and Next.js stack in 2026.</w:t>
       </w:r>
     </w:p>
     <w:p>
@@ -865,7 +759,7 @@
         <w:t xml:space="preserve"> </w:t>
       </w:r>
       <w:r>
-        <w:t xml:space="preserve">Built the team’s environment and deployment tooling without being asked. At home I keep the same habit with Hammerspoon, Karabiner and chezmoi-managed dotfiles.</w:t>
+        <w:t xml:space="preserve">Built the team’s environment and deployment tooling without being asked. I constantly automate my own ways of working, and AI has been a godsend for that.</w:t>
       </w:r>
     </w:p>
     <w:bookmarkEnd w:id="24"/>
@@ -936,18 +830,6 @@
       </w:pPr>
       <w:r>
         <w:t xml:space="preserve">Coding Mentor, YMCA Scotland, Sep 2018 – Aug 2019. Taught coding to young people aged 7 to 18 in Paisley.</w:t>
-      </w:r>
-    </w:p>
-    <w:p>
-      <w:pPr>
-        <w:pStyle w:val="Compact"/>
-        <w:numPr>
-          <w:ilvl w:val="0"/>
-          <w:numId w:val="1009"/>
-        </w:numPr>
-      </w:pPr>
-      <w:r>
-        <w:t xml:space="preserve">Languages: English (native or bilingual), Romanian (native or bilingual)</w:t>
       </w:r>
     </w:p>
     <w:bookmarkEnd w:id="25"/>

--- a/Marius_Olariu_CV.docx
+++ b/Marius_Olariu_CV.docx
@@ -649,7 +649,7 @@
         <w:t xml:space="preserve"> </w:t>
       </w:r>
       <w:r>
-        <w:t xml:space="preserve">Main contributor to the cross-team upskilling channel; mentored juniors and other colleagues less experienced than me.</w:t>
+        <w:t xml:space="preserve">Main contributor to the cross-team upskilling channel at Strategic Imperatives; mentored juniors and other colleagues less experienced than me.</w:t>
       </w:r>
     </w:p>
     <w:p>
@@ -671,7 +671,7 @@
         <w:t xml:space="preserve"> </w:t>
       </w:r>
       <w:r>
-        <w:t xml:space="preserve">A talk on developer productivity tools at Diffblue that surprised even the most senior engineers; a talk on ten use cases for AI at Vodafone; two talks on AI-assisted development at Strategic Imperatives, which with other contributions earned the AI Champion award.</w:t>
+        <w:t xml:space="preserve">A talk on developer productivity tools at Diffblue that surprised even the most senior engineers; a talk on ten use cases for AI at Vodafone; two talks on AI-assisted development at Strategic Imperatives, which with other contributions earned me the AI Champion award.</w:t>
       </w:r>
     </w:p>
     <w:p>
@@ -715,7 +715,7 @@
         <w:t xml:space="preserve"> </w:t>
       </w:r>
       <w:r>
-        <w:t xml:space="preserve">Coached a consultant into a developer role; taught coding to 7 to 18 year olds at YMCA Scotland for a year.</w:t>
+        <w:t xml:space="preserve">Coached a technical consultant and helped him to transition into the software developer role while at New Verve Consulting; taught coding to 7 to 18 year olds at YMCA Paisley for a year.</w:t>
       </w:r>
     </w:p>
     <w:p>
@@ -737,7 +737,7 @@
         <w:t xml:space="preserve"> </w:t>
       </w:r>
       <w:r>
-        <w:t xml:space="preserve">Each of those talks came from studying in my own time: the Oxford Saïd Senior Leadership Executive Programme in 2024, two Erasmus semesters, and a new TypeScript and Next.js stack in 2026.</w:t>
+        <w:t xml:space="preserve">Each of the talks above came from studying in my own time, which I like to do; I enjoy being a lifelong learner. Examples: the Oxford Saïd Senior Leadership Executive Programme in 2024, two Erasmus semesters in Sweden and the Netherlands, and a master’s in Scotland. I have studied in several countries to immerse myself in different school systems.</w:t>
       </w:r>
     </w:p>
     <w:p>
@@ -759,7 +759,7 @@
         <w:t xml:space="preserve"> </w:t>
       </w:r>
       <w:r>
-        <w:t xml:space="preserve">Built the team’s environment and deployment tooling without being asked. I constantly automate my own ways of working, and AI has been a godsend for that.</w:t>
+        <w:t xml:space="preserve">Built the team’s environment and deployment tooling at Strategic Imperatives without being asked. I constantly automate my own ways of working and like to share those automations with the team; AI has been a godsend for that.</w:t>
       </w:r>
     </w:p>
     <w:bookmarkEnd w:id="24"/>
@@ -829,7 +829,7 @@
         </w:numPr>
       </w:pPr>
       <w:r>
-        <w:t xml:space="preserve">Coding Mentor, YMCA Scotland, Sep 2018 – Aug 2019. Taught coding to young people aged 7 to 18 in Paisley.</w:t>
+        <w:t xml:space="preserve">Coding Mentor, YMCA Paisley, Sep 2018 – Aug 2019. Taught coding to young people aged 7 to 18 in Paisley.</w:t>
       </w:r>
     </w:p>
     <w:bookmarkEnd w:id="25"/>

--- a/Marius_Olariu_CV.docx
+++ b/Marius_Olariu_CV.docx
@@ -219,7 +219,7 @@
         <w:pStyle w:val="BodyText"/>
       </w:pPr>
       <w:r>
-        <w:t xml:space="preserve">Technologies: Java, Spring Boot, AWS, SQL, MySQL, Liquibase, Docker, JUnit, Karate, Maven, Git, TypeScript, Next.js, Serverless</w:t>
+        <w:t xml:space="preserve">Technologies: Java, Spring Boot, AWS, SQL, MySQL, Liquibase, Docker, JUnit, Karate, Maven, Git, TypeScript, React, Next.js, Serverless</w:t>
       </w:r>
     </w:p>
     <w:p>

--- a/Marius_Olariu_CV.docx
+++ b/Marius_Olariu_CV.docx
@@ -45,7 +45,7 @@
         <w:pStyle w:val="FirstParagraph"/>
       </w:pPr>
       <w:r>
-        <w:t xml:space="preserve">I specialise in backend software development with Java, Spring and AWS; I am also familiar with frontend development using TypeScript, React and Next.js. At Strategic Imperatives (November 2024 – present), most of my work has been on Elevate, a billing platform that processes around £100M a month for UK telecom resellers. Before that I worked in the Checkout team at Vodafone, where my contribution earned the Vodafone Top Talent award and a promotion to team lead.</w:t>
+        <w:t xml:space="preserve">I specialise in backend software development with Java, Spring and AWS; I am also familiar with frontend development using TypeScript, React and Next.js. At Strategic Imperatives (November 2024 – present), most of my work has been on Elevate, a billing platform that processes around £100M a month for UK telecom resellers. Before that I worked in the Checkout team at Vodafone, where through constant effort and dedication I earned the Vodafone Top Talent award.</w:t>
       </w:r>
     </w:p>
     <w:p>

--- a/Marius_Olariu_CV.docx
+++ b/Marius_Olariu_CV.docx
@@ -46,14 +46,6 @@
       </w:pPr>
       <w:r>
         <w:t xml:space="preserve">I specialise in backend software development with Java, Spring and AWS; I am also familiar with frontend development using TypeScript, React and Next.js. At Strategic Imperatives (November 2024 – present), most of my work has been on Elevate, a billing platform that processes around £100M a month for UK telecom resellers. Before that I worked in the Checkout team at Vodafone, where through constant effort and dedication I earned the Vodafone Top Talent award.</w:t>
-      </w:r>
-    </w:p>
-    <w:p>
-      <w:pPr>
-        <w:pStyle w:val="BodyText"/>
-      </w:pPr>
-      <w:r>
-        <w:t xml:space="preserve">I share what I learn: talks on AI-assisted development at Vodafone and at Strategic Imperatives, where I led the billing team’s adoption of it. Story throughput at least doubled, no production incident was attributed to it, and I received the company’s AI Champion award.</w:t>
       </w:r>
     </w:p>
     <w:bookmarkEnd w:id="9"/>

--- a/Marius_Olariu_CV.docx
+++ b/Marius_Olariu_CV.docx
@@ -527,7 +527,7 @@
         <w:pStyle w:val="FirstParagraph"/>
       </w:pPr>
       <w:r>
-        <w:t xml:space="preserve">Atlassian partner consultancy (Jira and Confluence) | Glasgow | Aug 2019 – Aug 2020</w:t>
+        <w:t xml:space="preserve">Atlassian partner consultancy (Jira and Confluence) | Glasgow, on site, full-time | Aug 2019 – Aug 2020</w:t>
       </w:r>
     </w:p>
     <w:p>
@@ -588,7 +588,7 @@
         <w:pStyle w:val="FirstParagraph"/>
       </w:pPr>
       <w:r>
-        <w:t xml:space="preserve">Warehouse automation and storage systems | Timișoara, Romania | Sep 2017 – Aug 2018</w:t>
+        <w:t xml:space="preserve">Warehouse automation and storage systems | Timișoara, Romania, on site, part-time | Sep 2017 – Aug 2018</w:t>
       </w:r>
     </w:p>
     <w:p>

--- a/Marius_Olariu_CV.docx
+++ b/Marius_Olariu_CV.docx
@@ -379,6 +379,18 @@
         <w:t xml:space="preserve">Recognised as Top Talent, one of four from about 80 engineers, while still a mid-level developer, and promoted to lead a team of seven: five developers, a tester and a scrum master.</w:t>
       </w:r>
     </w:p>
+    <w:p>
+      <w:pPr>
+        <w:pStyle w:val="Compact"/>
+        <w:numPr>
+          <w:ilvl w:val="0"/>
+          <w:numId w:val="1003"/>
+        </w:numPr>
+      </w:pPr>
+      <w:r>
+        <w:t xml:space="preserve">After a short spell in a developer and management role, I realised that management is not the branch of software engineering I want to pursue long term. I returned to an individual-contributor developer role and moved to Strategic Imperatives.</w:t>
+      </w:r>
+    </w:p>
     <w:bookmarkEnd w:id="14"/>
     <w:bookmarkStart w:id="16" w:name="full-stack-software-engineer-iqvia"/>
     <w:p>
@@ -440,6 +452,18 @@
         <w:t xml:space="preserve">Often provided third-line support for UK customers single-handedly in the UK morning, as most of the team was US-based and online from about 4pm. Unblocking large clinical sites, where studies with tens of patients were under way and a quick fix mattered, was the most rewarding part of the role.</w:t>
       </w:r>
     </w:p>
+    <w:p>
+      <w:pPr>
+        <w:pStyle w:val="Compact"/>
+        <w:numPr>
+          <w:ilvl w:val="0"/>
+          <w:numId w:val="1004"/>
+        </w:numPr>
+      </w:pPr>
+      <w:r>
+        <w:t xml:space="preserve">A short stint: the project was a legacy but successful one built on dated technologies (Groovy and Grails), and as the only developer based in the UK I was usually the only developer online, which left little room for career growth or collaboration with other programmers.</w:t>
+      </w:r>
+    </w:p>
     <w:bookmarkEnd w:id="16"/>
     <w:bookmarkStart w:id="18" w:name="software-engineer-diffblue"/>
     <w:p>
@@ -498,7 +522,19 @@
         </w:numPr>
       </w:pPr>
       <w:r>
-        <w:t xml:space="preserve">My tech lead, who saw my potential, had me run some of the stand-ups and retrospectives. I made the most of colleagues from computer-science academia and spent a lot of time, online and offline, learning from them.</w:t>
+        <w:t xml:space="preserve">My tech lead, who recognised my potential, had me run some of the stand-ups and retrospectives. I made the most of colleagues from computer-science academia and spent a lot of time, online and offline, learning from them.</w:t>
+      </w:r>
+    </w:p>
+    <w:p>
+      <w:pPr>
+        <w:pStyle w:val="Compact"/>
+        <w:numPr>
+          <w:ilvl w:val="0"/>
+          <w:numId w:val="1005"/>
+        </w:numPr>
+      </w:pPr>
+      <w:r>
+        <w:t xml:space="preserve">Left when my partner and I decided to move to London, where we bought our first home. I commuted to Oxford weekly, which soon proved costly and time-demanding.</w:t>
       </w:r>
     </w:p>
     <w:bookmarkEnd w:id="18"/>
@@ -562,6 +598,18 @@
         <w:t xml:space="preserve">Mentored a technical consultant into a developer role.</w:t>
       </w:r>
     </w:p>
+    <w:p>
+      <w:pPr>
+        <w:pStyle w:val="Compact"/>
+        <w:numPr>
+          <w:ilvl w:val="0"/>
+          <w:numId w:val="1006"/>
+        </w:numPr>
+      </w:pPr>
+      <w:r>
+        <w:t xml:space="preserve">Left when my partner secured a job in Oxford and we decided to move there; commuting to Glasgow three days a week to the office proved expensive and time-consuming.</w:t>
+      </w:r>
+    </w:p>
     <w:bookmarkEnd w:id="20"/>
     <w:bookmarkStart w:id="22" w:name="junior-software-engineer-ssi-schäfer"/>
     <w:p>
@@ -609,6 +657,18 @@
       </w:pPr>
       <w:r>
         <w:t xml:space="preserve">Contributed to the development of the Java control software for a vertical lift warehouse module, in parallel with the final year of my BSc.</w:t>
+      </w:r>
+    </w:p>
+    <w:p>
+      <w:pPr>
+        <w:pStyle w:val="Compact"/>
+        <w:numPr>
+          <w:ilvl w:val="0"/>
+          <w:numId w:val="1007"/>
+        </w:numPr>
+      </w:pPr>
+      <w:r>
+        <w:t xml:space="preserve">Left to pursue a master’s degree in Mobile and Web Development at the University of the West of Scotland.</w:t>
       </w:r>
     </w:p>
     <w:bookmarkEnd w:id="22"/>

--- a/Marius_Olariu_CV.docx
+++ b/Marius_Olariu_CV.docx
@@ -45,7 +45,7 @@
         <w:pStyle w:val="FirstParagraph"/>
       </w:pPr>
       <w:r>
-        <w:t xml:space="preserve">I specialise in backend software development with Java, Spring and AWS; I am also familiar with frontend development using TypeScript, React and Next.js. At Strategic Imperatives (November 2024 – present), most of my work has been on Elevate, a billing platform that processes around £100M a month for UK telecom resellers. Before that I worked in the Checkout team at Vodafone, where through constant effort and dedication I earned the Vodafone Top Talent award.</w:t>
+        <w:t xml:space="preserve">I specialise in backend software development with Java, Spring and AWS; I am also familiar with frontend development using TypeScript, React and Next.js. At Strategic Imperatives (November 2024 – present), most of my work has been on Elevate, a billing platform that processes around £100M a month for UK telecom resellers. Before that I worked in the Checkout team at Vodafone, where through constant effort and dedication I earned the Vodafone Top Talent award and a promotion to Team Lead. I have used AI in my daily engineering practice since 2023 and have given talks on it at Vodafone and at Strategic Imperatives, where my talks and being the main contributor to the internal knowledge-sharing channel earned me the AI Champion award. I keep learning and sharing the latest developments.</w:t>
       </w:r>
     </w:p>
     <w:bookmarkEnd w:id="9"/>

--- a/Marius_Olariu_CV.docx
+++ b/Marius_Olariu_CV.docx
@@ -45,7 +45,7 @@
         <w:pStyle w:val="FirstParagraph"/>
       </w:pPr>
       <w:r>
-        <w:t xml:space="preserve">I specialise in backend software development with Java, Spring and AWS; I am also familiar with frontend development using TypeScript, React and Next.js. At Strategic Imperatives (November 2024 – present), most of my work has been on Elevate, a billing platform that processes around £100M a month for UK telecom resellers. Before that I worked in the Checkout team at Vodafone, where through constant effort and dedication I earned the Vodafone Top Talent award and a promotion to Team Lead. I have used AI in my daily engineering practice since 2023 and have given talks on it at Vodafone and at Strategic Imperatives, where my talks and being the main contributor to the internal knowledge-sharing channel earned me the AI Champion award. I keep learning and sharing the latest developments.</w:t>
+        <w:t xml:space="preserve">I specialise in backend software development with Java, Spring and AWS; I am also familiar with frontend development using TypeScript, React and Next.js. At Strategic Imperatives (November 2024 – present), most of my work has been on Elevate, a billing platform that processes around £100M a month for UK telecom resellers. Before that I worked in the Checkout team at Vodafone, where through constant effort and dedication I earned the Vodafone Top Talent award. I have used AI in my daily engineering practice since 2023 and have given talks on it at Vodafone and at Strategic Imperatives, where my talks and being the main contributor to the internal knowledge-sharing channel earned me the AI Champion award. I keep learning and sharing the latest developments.</w:t>
       </w:r>
     </w:p>
     <w:bookmarkEnd w:id="9"/>
@@ -461,7 +461,7 @@
         </w:numPr>
       </w:pPr>
       <w:r>
-        <w:t xml:space="preserve">A short stint: the project was a legacy but successful one built on dated technologies (Groovy and Grails), and as the only developer based in the UK I was usually the only developer online, which left little room for career growth or collaboration with other programmers.</w:t>
+        <w:t xml:space="preserve">A short stint: the project was a legacy but successful one on dated technologies, with little room to grow.</w:t>
       </w:r>
     </w:p>
     <w:bookmarkEnd w:id="16"/>
@@ -534,7 +534,7 @@
         </w:numPr>
       </w:pPr>
       <w:r>
-        <w:t xml:space="preserve">Left when my partner and I decided to move to London, where we bought our first home. I commuted to Oxford weekly, which soon proved costly and time-demanding.</w:t>
+        <w:t xml:space="preserve">Left when my partner and I decided to move to London; the weekly commute to Oxford proved costly.</w:t>
       </w:r>
     </w:p>
     <w:bookmarkEnd w:id="18"/>
@@ -607,7 +607,7 @@
         </w:numPr>
       </w:pPr>
       <w:r>
-        <w:t xml:space="preserve">Left when my partner secured a job in Oxford and we decided to move there; commuting to Glasgow three days a week to the office proved expensive and time-consuming.</w:t>
+        <w:t xml:space="preserve">Left when my partner secured a job in Oxford and we decided to move there.</w:t>
       </w:r>
     </w:p>
     <w:bookmarkEnd w:id="20"/>
@@ -668,7 +668,7 @@
         </w:numPr>
       </w:pPr>
       <w:r>
-        <w:t xml:space="preserve">Left to pursue a master’s degree in Mobile and Web Development at the University of the West of Scotland.</w:t>
+        <w:t xml:space="preserve">Left to pursue a master’s degree in Mobile and Web Development in Scotland.</w:t>
       </w:r>
     </w:p>
     <w:bookmarkEnd w:id="22"/>
@@ -701,7 +701,7 @@
         <w:t xml:space="preserve"> </w:t>
       </w:r>
       <w:r>
-        <w:t xml:space="preserve">Main contributor to the cross-team upskilling channel at Strategic Imperatives; mentored juniors and other colleagues less experienced than me.</w:t>
+        <w:t xml:space="preserve">Main contributor to the cross-team upskilling channel at Strategic Imperatives.</w:t>
       </w:r>
     </w:p>
     <w:p>
@@ -723,7 +723,7 @@
         <w:t xml:space="preserve"> </w:t>
       </w:r>
       <w:r>
-        <w:t xml:space="preserve">A talk on developer productivity tools at Diffblue that surprised even the most senior engineers; a talk on ten use cases for AI at Vodafone; two talks on AI-assisted development at Strategic Imperatives, which with other contributions earned me the AI Champion award.</w:t>
+        <w:t xml:space="preserve">Talks on developer productivity at Diffblue, AI use cases at Vodafone and AI-assisted development at Strategic Imperatives, which earned me the AI Champion award.</w:t>
       </w:r>
     </w:p>
     <w:p>
@@ -745,7 +745,7 @@
         <w:t xml:space="preserve"> </w:t>
       </w:r>
       <w:r>
-        <w:t xml:space="preserve">I get on with the people I work with, and I have been trusted to mentor and to run ceremonies since early in my career.</w:t>
+        <w:t xml:space="preserve">Get on well with colleagues; trusted to mentor and run ceremonies from early on.</w:t>
       </w:r>
     </w:p>
     <w:p>
@@ -767,7 +767,7 @@
         <w:t xml:space="preserve"> </w:t>
       </w:r>
       <w:r>
-        <w:t xml:space="preserve">Coached a technical consultant and helped him to transition into the software developer role while at New Verve Consulting; taught coding to 7 to 18 year olds at YMCA Paisley for a year.</w:t>
+        <w:t xml:space="preserve">Coached a technical consultant into a developer role at New Verve Consulting; taught coding to 7 to 18 year olds at YMCA Paisley.</w:t>
       </w:r>
     </w:p>
     <w:p>
@@ -789,7 +789,7 @@
         <w:t xml:space="preserve"> </w:t>
       </w:r>
       <w:r>
-        <w:t xml:space="preserve">Each of the talks above came from studying in my own time, which I like to do; I enjoy being a lifelong learner. Examples: the Oxford Saïd Senior Leadership Executive Programme in 2024, two Erasmus semesters in Sweden and the Netherlands, and a master’s in Scotland. I have studied in several countries to immerse myself in different school systems.</w:t>
+        <w:t xml:space="preserve">A lifelong learner: the Oxford Saïd Senior Leadership Executive Programme (2024), Erasmus semesters in Sweden and the Netherlands, and a master’s in Scotland.</w:t>
       </w:r>
     </w:p>
     <w:p>
@@ -811,7 +811,7 @@
         <w:t xml:space="preserve"> </w:t>
       </w:r>
       <w:r>
-        <w:t xml:space="preserve">Built the team’s environment and deployment tooling at Strategic Imperatives without being asked. I constantly automate my own ways of working and like to share those automations with the team; AI has been a godsend for that.</w:t>
+        <w:t xml:space="preserve">Built the team’s environment and deployment tooling at Strategic Imperatives unprompted; I share my automations with the team.</w:t>
       </w:r>
     </w:p>
     <w:bookmarkEnd w:id="24"/>
@@ -870,18 +870,6 @@
       </w:pPr>
       <w:r>
         <w:t xml:space="preserve">Software Engineering, Erasmus exchange semesters, Linköping University and Radboud University (2017)</w:t>
-      </w:r>
-    </w:p>
-    <w:p>
-      <w:pPr>
-        <w:pStyle w:val="Compact"/>
-        <w:numPr>
-          <w:ilvl w:val="0"/>
-          <w:numId w:val="1009"/>
-        </w:numPr>
-      </w:pPr>
-      <w:r>
-        <w:t xml:space="preserve">Coding Mentor, YMCA Paisley, Sep 2018 – Aug 2019. Taught coding to young people aged 7 to 18 in Paisley.</w:t>
       </w:r>
     </w:p>
     <w:bookmarkEnd w:id="25"/>
